--- a/upgrade-doc/upgrade/squid-timeout/OPP-System-change-application-opp-52a_rollback_20260409.docx
+++ b/upgrade-doc/upgrade/squid-timeout/OPP-System-change-application-opp-52a_rollback_20260409.docx
@@ -1134,6 +1134,7 @@
                 <w:sz w:val="21"/>
               </w:rPr>
             </w:pPr>
+            <w:bookmarkStart w:id="1" w:name="_GoBack"/>
             <w:bookmarkStart w:id="0" w:name="Xb813e56d76a14408265b76f9d9425b056344deb"/>
             <w:r>
               <w:rPr>
@@ -1152,8 +1153,9 @@
               </w:rPr>
               <w:t>/rollback.sh</w:t>
             </w:r>
-          </w:p>
-          <w:bookmarkEnd w:id="0"/>
+            <w:bookmarkEnd w:id="0"/>
+          </w:p>
+          <w:bookmarkEnd w:id="1"/>
           <w:p>
             <w:pPr>
               <w:pStyle w:val="3"/>
@@ -1433,8 +1435,6 @@
               </w:rPr>
               <w:t>rm -rf /opt/node_exporter</w:t>
             </w:r>
-            <w:bookmarkStart w:id="1" w:name="_GoBack"/>
-            <w:bookmarkEnd w:id="1"/>
           </w:p>
         </w:tc>
       </w:tr>
@@ -1548,12 +1548,6 @@
             <w:insideH w:val="single" w:color="auto" w:sz="4" w:space="0"/>
             <w:insideV w:val="single" w:color="auto" w:sz="4" w:space="0"/>
           </w:tblBorders>
-          <w:tblCellMar>
-            <w:top w:w="0" w:type="dxa"/>
-            <w:left w:w="108" w:type="dxa"/>
-            <w:bottom w:w="0" w:type="dxa"/>
-            <w:right w:w="108" w:type="dxa"/>
-          </w:tblCellMar>
         </w:tblPrEx>
         <w:trPr>
           <w:trHeight w:val="30" w:hRule="atLeast"/>
